--- a/backend/data/Kündigung nach TKG Pyur TV.docx
+++ b/backend/data/Kündigung nach TKG Pyur TV.docx
@@ -923,7 +923,7 @@
         <w:rPr>
           <w:rFonts w:ascii="Calibri" w:hAnsi="Calibri" w:cs="Calibri"/>
         </w:rPr>
-        <w:t xml:space="preserve">            "category":["Kündigung"],</w:t>
+        <w:t xml:space="preserve">            "category":["Kündigung nach TKG"],</w:t>
       </w:r>
     </w:p>
     <w:p>
